--- a/交付成果/第三轮修订版/第三轮4周版/读书会06_四念处（一）身念处_4周资料包（第三版修订）/Word版/第1周_四念处总说与身念处·入出息念_主持人版.docx
+++ b/交付成果/第三轮修订版/第三轮4周版/读书会06_四念处（一）身念处_4周资料包（第三版修订）/Word版/第1周_四念处总说与身念处·入出息念_主持人版.docx
@@ -5376,7 +5376,7 @@
                 <w:color w:val="333333"/>
                 <w:sz w:val="22"/>
               </w:rPr>
-              <w:t>[00:48:38.340] 啊，所以这个梵天呢，就是娑婆世界的（大）梵（天），这个世界主啊，梵天呢，曾经说：那佛陀充满慈悲啊，他见到无上（转写作"无声"）的涅槃，并且呢，见到了通向涅槃的唯一道路：过去的诸佛与圣者，依循此道而渡过生死洪流；未来的诸佛与圣者，也（将）因此之道而度过生死洪流；现在的佛与诸圣者，也（正）循此道而度过生死洪流。此道（就）是八正道分，这是想要证悟涅槃的人必须经历的道路。</w:t>
+              <w:t>[00:48:38.340] 啊，所以这个梵天呢，就是娑婆世界的（大）梵（天），这个世界主啊，梵天呢，曾经说：那佛陀充满慈悲啊，他见到无上的涅槃，并且呢，见到了通向涅槃的唯一道路：过去的诸佛与圣者，依循此道而渡过生死洪流；未来的诸佛与圣者，也（将）因此之道而度过生死洪流；现在的佛与诸圣者，也（正）循此道而度过生死洪流。此道（就）是八正道分，这是想要证悟涅槃的人必须经历的道路。</w:t>
             </w:r>
           </w:p>
           <w:p>
